--- a/报告撰写指南.docx
+++ b/报告撰写指南.docx
@@ -123,9 +123,6 @@
     <w:p>
       <w:pPr>
         <w:ind w:left="440"/>
-        <w:rPr>
-          <w:rFonts w:hint="eastAsia"/>
-        </w:rPr>
       </w:pPr>
       <w:r>
         <w:rPr>
@@ -474,21 +471,7 @@
         <w:rPr>
           <w:rFonts w:hint="eastAsia"/>
         </w:rPr>
-        <w:t xml:space="preserve">如果是图片 </w:t>
-      </w:r>
-      <w:proofErr w:type="spellStart"/>
-      <w:r>
-        <w:rPr>
-          <w:rFonts w:hint="eastAsia"/>
-        </w:rPr>
-        <w:t>FigureX</w:t>
-      </w:r>
-      <w:proofErr w:type="spellEnd"/>
-      <w:r>
-        <w:rPr>
-          <w:rFonts w:hint="eastAsia"/>
-        </w:rPr>
-        <w:t>: User-Case Diagram</w:t>
+        <w:t>如果是图片 FigureX: User-Case Diagram</w:t>
       </w:r>
     </w:p>
     <w:p>
@@ -502,30 +485,8 @@
         <w:rPr>
           <w:rFonts w:hint="eastAsia"/>
         </w:rPr>
-        <w:t xml:space="preserve">如果是表格 </w:t>
-      </w:r>
-      <w:proofErr w:type="spellStart"/>
-      <w:r>
-        <w:rPr>
-          <w:rFonts w:hint="eastAsia"/>
-        </w:rPr>
-        <w:t>TableX</w:t>
-      </w:r>
-      <w:proofErr w:type="spellEnd"/>
-      <w:r>
-        <w:rPr>
-          <w:rFonts w:hint="eastAsia"/>
-        </w:rPr>
-        <w:t>：</w:t>
-      </w:r>
-      <w:proofErr w:type="gramStart"/>
-      <w:r>
-        <w:rPr>
-          <w:rFonts w:hint="eastAsia"/>
-        </w:rPr>
-        <w:t>User-Stories</w:t>
-      </w:r>
-      <w:proofErr w:type="gramEnd"/>
+        <w:t>如果是表格 TableX：User-Stories</w:t>
+      </w:r>
     </w:p>
     <w:p>
       <w:pPr>
@@ -555,23 +516,7 @@
         <w:t>段落要求：首行缩进，在开头加入</w:t>
       </w:r>
       <w:r>
-        <w:t>&amp;</w:t>
-      </w:r>
-      <w:proofErr w:type="spellStart"/>
-      <w:r>
-        <w:t>emsp</w:t>
-      </w:r>
-      <w:proofErr w:type="spellEnd"/>
-      <w:r>
-        <w:t>;&amp;</w:t>
-      </w:r>
-      <w:proofErr w:type="spellStart"/>
-      <w:r>
-        <w:t>emsp</w:t>
-      </w:r>
-      <w:proofErr w:type="spellEnd"/>
-      <w:r>
-        <w:t>;</w:t>
+        <w:t>&amp;emsp;&amp;emsp;</w:t>
       </w:r>
       <w:r>
         <w:rPr>
@@ -580,25 +525,7 @@
         <w:t xml:space="preserve"> 比如</w:t>
       </w:r>
       <w:r>
-        <w:t>&amp;</w:t>
-      </w:r>
-      <w:proofErr w:type="spellStart"/>
-      <w:r>
-        <w:t>emsp</w:t>
-      </w:r>
-      <w:proofErr w:type="spellEnd"/>
-      <w:r>
-        <w:t>;&amp;</w:t>
-      </w:r>
-      <w:proofErr w:type="spellStart"/>
-      <w:proofErr w:type="gramStart"/>
-      <w:r>
-        <w:t>emsp;This</w:t>
-      </w:r>
-      <w:proofErr w:type="spellEnd"/>
-      <w:proofErr w:type="gramEnd"/>
-      <w:r>
-        <w:t xml:space="preserve"> sequence diagram shows the initialization order</w:t>
+        <w:t>&amp;emsp;&amp;emsp;This sequence diagram shows the initialization order</w:t>
       </w:r>
       <w:r>
         <w:rPr>
@@ -609,11 +536,17 @@
     </w:p>
     <w:p>
       <w:pPr>
-        <w:ind w:left="440"/>
-        <w:rPr>
-          <w:rFonts w:hint="eastAsia"/>
-        </w:rPr>
-      </w:pPr>
+        <w:rPr>
+          <w:rFonts w:hint="eastAsia"/>
+        </w:rPr>
+      </w:pPr>
+      <w:r>
+        <w:rPr>
+          <w:rFonts w:hint="eastAsia"/>
+        </w:rPr>
+        <w:lastRenderedPageBreak/>
+        <w:t>注意事项：</w:t>
+      </w:r>
     </w:p>
     <w:p>
       <w:pPr>
@@ -627,35 +560,7 @@
         <w:rPr>
           <w:rFonts w:hint="eastAsia"/>
         </w:rPr>
-        <w:t>很多html元素在markdown里面不兼容，即使在</w:t>
-      </w:r>
-      <w:proofErr w:type="spellStart"/>
-      <w:r>
-        <w:rPr>
-          <w:rFonts w:hint="eastAsia"/>
-        </w:rPr>
-        <w:t>vscode</w:t>
-      </w:r>
-      <w:proofErr w:type="spellEnd"/>
-      <w:r>
-        <w:rPr>
-          <w:rFonts w:hint="eastAsia"/>
-        </w:rPr>
-        <w:t>里面能预览的效果，在</w:t>
-      </w:r>
-      <w:proofErr w:type="spellStart"/>
-      <w:r>
-        <w:rPr>
-          <w:rFonts w:hint="eastAsia"/>
-        </w:rPr>
-        <w:t>github</w:t>
-      </w:r>
-      <w:proofErr w:type="spellEnd"/>
-      <w:r>
-        <w:rPr>
-          <w:rFonts w:hint="eastAsia"/>
-        </w:rPr>
-        <w:t>上也不一定能显示出来</w:t>
+        <w:t>很多html元素在markdown里面不兼容，即使在vscode里面能预览的效果，在github上也不一定能显示出来</w:t>
       </w:r>
     </w:p>
     <w:p>
@@ -670,7 +575,25 @@
         <w:rPr>
           <w:rFonts w:hint="eastAsia"/>
         </w:rPr>
-        <w:t>图片的格式：图片上面和图片下面要用空行和文字隔开</w:t>
+        <w:t>图片的格式：图片上面和图片下面要</w:t>
+      </w:r>
+      <w:r>
+        <w:rPr>
+          <w:rFonts w:hint="eastAsia"/>
+        </w:rPr>
+        <w:t>加入</w:t>
+      </w:r>
+      <w:r>
+        <w:rPr>
+          <w:rFonts w:hint="eastAsia"/>
+        </w:rPr>
+        <w:t>空行</w:t>
+      </w:r>
+      <w:r>
+        <w:rPr>
+          <w:rFonts w:hint="eastAsia"/>
+        </w:rPr>
+        <w:t>，为了与文字隔开</w:t>
       </w:r>
     </w:p>
     <w:p>

--- a/报告撰写指南.docx
+++ b/报告撰写指南.docx
@@ -94,7 +94,11 @@
     </w:p>
     <w:p>
       <w:pPr>
-        <w:ind w:left="440"/>
+        <w:pStyle w:val="a9"/>
+        <w:numPr>
+          <w:ilvl w:val="0"/>
+          <w:numId w:val="4"/>
+        </w:numPr>
         <w:rPr>
           <w:rFonts w:hint="eastAsia"/>
         </w:rPr>
@@ -108,7 +112,11 @@
     </w:p>
     <w:p>
       <w:pPr>
-        <w:ind w:left="440"/>
+        <w:pStyle w:val="a9"/>
+        <w:numPr>
+          <w:ilvl w:val="0"/>
+          <w:numId w:val="4"/>
+        </w:numPr>
         <w:rPr>
           <w:rFonts w:hint="eastAsia"/>
         </w:rPr>
@@ -122,7 +130,14 @@
     </w:p>
     <w:p>
       <w:pPr>
-        <w:ind w:left="440"/>
+        <w:pStyle w:val="a9"/>
+        <w:numPr>
+          <w:ilvl w:val="0"/>
+          <w:numId w:val="4"/>
+        </w:numPr>
+        <w:rPr>
+          <w:rFonts w:hint="eastAsia"/>
+        </w:rPr>
       </w:pPr>
       <w:r>
         <w:rPr>
@@ -355,7 +370,11 @@
     </w:p>
     <w:p>
       <w:pPr>
-        <w:ind w:left="440"/>
+        <w:pStyle w:val="a9"/>
+        <w:numPr>
+          <w:ilvl w:val="0"/>
+          <w:numId w:val="5"/>
+        </w:numPr>
         <w:rPr>
           <w:rFonts w:hint="eastAsia"/>
         </w:rPr>
@@ -369,7 +388,11 @@
     </w:p>
     <w:p>
       <w:pPr>
-        <w:ind w:left="440"/>
+        <w:pStyle w:val="a9"/>
+        <w:numPr>
+          <w:ilvl w:val="0"/>
+          <w:numId w:val="5"/>
+        </w:numPr>
         <w:rPr>
           <w:rFonts w:hint="eastAsia"/>
         </w:rPr>
@@ -383,7 +406,11 @@
     </w:p>
     <w:p>
       <w:pPr>
-        <w:ind w:left="440"/>
+        <w:pStyle w:val="a9"/>
+        <w:numPr>
+          <w:ilvl w:val="0"/>
+          <w:numId w:val="5"/>
+        </w:numPr>
         <w:rPr>
           <w:rFonts w:hint="eastAsia"/>
         </w:rPr>
@@ -397,7 +424,11 @@
     </w:p>
     <w:p>
       <w:pPr>
-        <w:ind w:left="440"/>
+        <w:pStyle w:val="a9"/>
+        <w:numPr>
+          <w:ilvl w:val="0"/>
+          <w:numId w:val="5"/>
+        </w:numPr>
         <w:rPr>
           <w:rFonts w:hint="eastAsia"/>
         </w:rPr>
@@ -414,205 +445,366 @@
         </w:rPr>
         <w:t>，如果是多个小图片，用表格将图片包裹起来</w:t>
       </w:r>
-      <w:r>
-        <w:rPr>
-          <w:rFonts w:hint="eastAsia"/>
-        </w:rPr>
-        <w:t>，如果图片需要加边框的话，用这个自动加边框的网页</w:t>
+    </w:p>
+    <w:p>
+      <w:pPr>
+        <w:pStyle w:val="a9"/>
+        <w:numPr>
+          <w:ilvl w:val="0"/>
+          <w:numId w:val="5"/>
+        </w:numPr>
+        <w:rPr>
+          <w:rFonts w:hint="eastAsia"/>
+        </w:rPr>
+      </w:pPr>
+      <w:r>
+        <w:rPr>
+          <w:rFonts w:hint="eastAsia"/>
+        </w:rPr>
+        <w:t>图注要求：图片下方，居中，黑体</w:t>
+      </w:r>
+    </w:p>
+    <w:p>
+      <w:pPr>
+        <w:pStyle w:val="a9"/>
+        <w:numPr>
+          <w:ilvl w:val="0"/>
+          <w:numId w:val="5"/>
+        </w:numPr>
+        <w:rPr>
+          <w:rFonts w:hint="eastAsia"/>
+        </w:rPr>
+      </w:pPr>
+      <w:r>
+        <w:rPr>
+          <w:rFonts w:hint="eastAsia"/>
+        </w:rPr>
+        <w:t>图注格式：</w:t>
+      </w:r>
+    </w:p>
+    <w:p>
+      <w:pPr>
+        <w:pStyle w:val="a9"/>
+        <w:numPr>
+          <w:ilvl w:val="1"/>
+          <w:numId w:val="5"/>
+        </w:numPr>
+        <w:rPr>
+          <w:rFonts w:hint="eastAsia"/>
+        </w:rPr>
+      </w:pPr>
+      <w:r>
+        <w:rPr>
+          <w:rFonts w:hint="eastAsia"/>
+        </w:rPr>
+        <w:t xml:space="preserve">如果是图片 </w:t>
+      </w:r>
+      <w:proofErr w:type="spellStart"/>
+      <w:r>
+        <w:rPr>
+          <w:rFonts w:hint="eastAsia"/>
+        </w:rPr>
+        <w:t>FigureX</w:t>
+      </w:r>
+      <w:proofErr w:type="spellEnd"/>
+      <w:r>
+        <w:rPr>
+          <w:rFonts w:hint="eastAsia"/>
+        </w:rPr>
+        <w:t>: User-Case Diagram</w:t>
+      </w:r>
+    </w:p>
+    <w:p>
+      <w:pPr>
+        <w:pStyle w:val="a9"/>
+        <w:numPr>
+          <w:ilvl w:val="1"/>
+          <w:numId w:val="5"/>
+        </w:numPr>
+        <w:rPr>
+          <w:rFonts w:hint="eastAsia"/>
+        </w:rPr>
+      </w:pPr>
+      <w:r>
+        <w:rPr>
+          <w:rFonts w:hint="eastAsia"/>
+        </w:rPr>
+        <w:t xml:space="preserve">如果是表格 </w:t>
+      </w:r>
+      <w:proofErr w:type="spellStart"/>
+      <w:r>
+        <w:rPr>
+          <w:rFonts w:hint="eastAsia"/>
+        </w:rPr>
+        <w:t>TableX</w:t>
+      </w:r>
+      <w:proofErr w:type="spellEnd"/>
+      <w:r>
+        <w:rPr>
+          <w:rFonts w:hint="eastAsia"/>
+        </w:rPr>
+        <w:t>：</w:t>
+      </w:r>
+      <w:proofErr w:type="gramStart"/>
+      <w:r>
+        <w:rPr>
+          <w:rFonts w:hint="eastAsia"/>
+        </w:rPr>
+        <w:t>User-Stories</w:t>
+      </w:r>
+      <w:proofErr w:type="gramEnd"/>
+    </w:p>
+    <w:p>
+      <w:pPr>
+        <w:pStyle w:val="a9"/>
+        <w:numPr>
+          <w:ilvl w:val="1"/>
+          <w:numId w:val="5"/>
+        </w:numPr>
+        <w:rPr>
+          <w:rFonts w:hint="eastAsia"/>
+        </w:rPr>
+      </w:pPr>
+      <w:r>
+        <w:rPr>
+          <w:rFonts w:hint="eastAsia"/>
+        </w:rPr>
+        <w:t>图片和表格的编号是独立的</w:t>
+      </w:r>
+    </w:p>
+    <w:p>
+      <w:pPr>
+        <w:pStyle w:val="a9"/>
+        <w:numPr>
+          <w:ilvl w:val="0"/>
+          <w:numId w:val="5"/>
+        </w:numPr>
+        <w:rPr>
+          <w:rFonts w:hint="eastAsia"/>
+        </w:rPr>
+      </w:pPr>
+      <w:r>
+        <w:rPr>
+          <w:rFonts w:hint="eastAsia"/>
+        </w:rPr>
+        <w:t>段落要求：首行缩进，在开头加入</w:t>
+      </w:r>
+      <w:r>
+        <w:t>&amp;</w:t>
+      </w:r>
+      <w:proofErr w:type="spellStart"/>
+      <w:r>
+        <w:t>emsp</w:t>
+      </w:r>
+      <w:proofErr w:type="spellEnd"/>
+      <w:r>
+        <w:t>;&amp;</w:t>
+      </w:r>
+      <w:proofErr w:type="spellStart"/>
+      <w:r>
+        <w:t>emsp</w:t>
+      </w:r>
+      <w:proofErr w:type="spellEnd"/>
+      <w:r>
+        <w:t>;</w:t>
+      </w:r>
+      <w:r>
+        <w:rPr>
+          <w:rFonts w:hint="eastAsia"/>
+        </w:rPr>
+        <w:t xml:space="preserve"> 比如</w:t>
+      </w:r>
+      <w:r>
+        <w:t>&amp;</w:t>
+      </w:r>
+      <w:proofErr w:type="spellStart"/>
+      <w:r>
+        <w:t>emsp</w:t>
+      </w:r>
+      <w:proofErr w:type="spellEnd"/>
+      <w:r>
+        <w:t>;&amp;</w:t>
+      </w:r>
+      <w:proofErr w:type="spellStart"/>
+      <w:proofErr w:type="gramStart"/>
+      <w:r>
+        <w:t>emsp;This</w:t>
+      </w:r>
+      <w:proofErr w:type="spellEnd"/>
+      <w:proofErr w:type="gramEnd"/>
+      <w:r>
+        <w:t xml:space="preserve"> sequence diagram shows the initialization order</w:t>
+      </w:r>
+      <w:r>
+        <w:rPr>
+          <w:rFonts w:hint="eastAsia"/>
+        </w:rPr>
+        <w:t>.</w:t>
+      </w:r>
+    </w:p>
+    <w:p>
+      <w:pPr>
+        <w:pStyle w:val="a9"/>
+        <w:numPr>
+          <w:ilvl w:val="0"/>
+          <w:numId w:val="2"/>
+        </w:numPr>
+        <w:rPr>
+          <w:rFonts w:hint="eastAsia"/>
+        </w:rPr>
+      </w:pPr>
+      <w:r>
+        <w:rPr>
+          <w:rFonts w:hint="eastAsia"/>
+        </w:rPr>
+        <w:t>注意事项：</w:t>
+      </w:r>
+    </w:p>
+    <w:p>
+      <w:pPr>
+        <w:pStyle w:val="a9"/>
+        <w:numPr>
+          <w:ilvl w:val="0"/>
+          <w:numId w:val="7"/>
+        </w:numPr>
+        <w:rPr>
+          <w:rFonts w:hint="eastAsia"/>
+        </w:rPr>
+      </w:pPr>
+      <w:r>
+        <w:rPr>
+          <w:rFonts w:hint="eastAsia"/>
+        </w:rPr>
+        <w:t>很多html元素在markdown里面不兼容，即使在</w:t>
+      </w:r>
+      <w:proofErr w:type="spellStart"/>
+      <w:r>
+        <w:rPr>
+          <w:rFonts w:hint="eastAsia"/>
+        </w:rPr>
+        <w:t>vscode</w:t>
+      </w:r>
+      <w:proofErr w:type="spellEnd"/>
+      <w:r>
+        <w:rPr>
+          <w:rFonts w:hint="eastAsia"/>
+        </w:rPr>
+        <w:t>里面能预览的效果，在</w:t>
+      </w:r>
+      <w:proofErr w:type="spellStart"/>
+      <w:r>
+        <w:rPr>
+          <w:rFonts w:hint="eastAsia"/>
+        </w:rPr>
+        <w:t>github</w:t>
+      </w:r>
+      <w:proofErr w:type="spellEnd"/>
+      <w:r>
+        <w:rPr>
+          <w:rFonts w:hint="eastAsia"/>
+        </w:rPr>
+        <w:t>上也不一定能显示出来</w:t>
+      </w:r>
+    </w:p>
+    <w:p>
+      <w:pPr>
+        <w:pStyle w:val="a9"/>
+        <w:numPr>
+          <w:ilvl w:val="0"/>
+          <w:numId w:val="7"/>
+        </w:numPr>
+        <w:rPr>
+          <w:rFonts w:hint="eastAsia"/>
+        </w:rPr>
+      </w:pPr>
+      <w:r>
+        <w:rPr>
+          <w:rFonts w:hint="eastAsia"/>
+        </w:rPr>
+        <w:t>图片的格式：图片上面和图片下面要</w:t>
+      </w:r>
+      <w:r>
+        <w:rPr>
+          <w:rFonts w:hint="eastAsia"/>
+        </w:rPr>
+        <w:t>加入</w:t>
+      </w:r>
+      <w:r>
+        <w:rPr>
+          <w:rFonts w:hint="eastAsia"/>
+        </w:rPr>
+        <w:t>空行</w:t>
+      </w:r>
+      <w:r>
+        <w:rPr>
+          <w:rFonts w:hint="eastAsia"/>
+        </w:rPr>
+        <w:t>，为了与文字隔开</w:t>
+      </w:r>
+    </w:p>
+    <w:p>
+      <w:pPr>
+        <w:pStyle w:val="a9"/>
+        <w:numPr>
+          <w:ilvl w:val="0"/>
+          <w:numId w:val="7"/>
+        </w:numPr>
+      </w:pPr>
+      <w:r>
+        <w:rPr>
+          <w:rFonts w:hint="eastAsia"/>
+        </w:rPr>
+        <w:t>目前已经写好的报告文蕾修改，之后写的报告要遵守修改好后的格式</w:t>
+      </w:r>
+    </w:p>
+    <w:p>
+      <w:pPr>
+        <w:pStyle w:val="a9"/>
+        <w:numPr>
+          <w:ilvl w:val="0"/>
+          <w:numId w:val="7"/>
+        </w:numPr>
+      </w:pPr>
+      <w:r>
+        <w:rPr>
+          <w:rFonts w:hint="eastAsia"/>
+        </w:rPr>
+        <w:t>免费ai图片生成网站：</w:t>
       </w:r>
       <w:hyperlink r:id="rId5" w:history="1">
         <w:r>
           <w:rPr>
             <w:rStyle w:val="ae"/>
           </w:rPr>
-          <w:t>在线图片加边框工具 | 图片批量加白边/彩边 - 在线图像工具箱</w:t>
+          <w:t>百度文心助手 - 办公学习一站解决</w:t>
         </w:r>
       </w:hyperlink>
     </w:p>
     <w:p>
       <w:pPr>
-        <w:ind w:left="440"/>
-        <w:rPr>
-          <w:rFonts w:hint="eastAsia"/>
-        </w:rPr>
-      </w:pPr>
-      <w:r>
-        <w:rPr>
-          <w:rFonts w:hint="eastAsia"/>
-        </w:rPr>
-        <w:t>图注要求：图片下方，居中，黑体</w:t>
-      </w:r>
-    </w:p>
-    <w:p>
-      <w:pPr>
-        <w:ind w:left="440"/>
-        <w:rPr>
-          <w:rFonts w:hint="eastAsia"/>
-        </w:rPr>
-      </w:pPr>
-      <w:r>
-        <w:rPr>
-          <w:rFonts w:hint="eastAsia"/>
-        </w:rPr>
-        <w:t>图注格式：</w:t>
-      </w:r>
-    </w:p>
-    <w:p>
-      <w:pPr>
-        <w:ind w:left="440"/>
-        <w:rPr>
-          <w:rFonts w:hint="eastAsia"/>
-        </w:rPr>
-      </w:pPr>
-      <w:r>
-        <w:tab/>
-      </w:r>
-      <w:r>
-        <w:rPr>
-          <w:rFonts w:hint="eastAsia"/>
-        </w:rPr>
-        <w:t>如果是图片 FigureX: User-Case Diagram</w:t>
-      </w:r>
-    </w:p>
-    <w:p>
-      <w:pPr>
-        <w:ind w:left="440"/>
-      </w:pPr>
-      <w:r>
-        <w:tab/>
-      </w:r>
-      <w:r>
-        <w:rPr>
-          <w:rFonts w:hint="eastAsia"/>
-        </w:rPr>
-        <w:t>如果是表格 TableX：User-Stories</w:t>
-      </w:r>
-    </w:p>
-    <w:p>
-      <w:pPr>
-        <w:ind w:left="440"/>
-      </w:pPr>
-      <w:r>
-        <w:tab/>
-      </w:r>
-      <w:r>
-        <w:rPr>
-          <w:rFonts w:hint="eastAsia"/>
-        </w:rPr>
-        <w:t>图片和表格的编号是独立的</w:t>
-      </w:r>
-    </w:p>
-    <w:p>
-      <w:pPr>
-        <w:ind w:left="440"/>
-        <w:rPr>
-          <w:rFonts w:hint="eastAsia"/>
-        </w:rPr>
-      </w:pPr>
-      <w:r>
-        <w:rPr>
-          <w:rFonts w:hint="eastAsia"/>
-        </w:rPr>
-        <w:t>段落要求：首行缩进，在开头加入</w:t>
-      </w:r>
-      <w:r>
-        <w:t>&amp;emsp;&amp;emsp;</w:t>
-      </w:r>
-      <w:r>
-        <w:rPr>
-          <w:rFonts w:hint="eastAsia"/>
-        </w:rPr>
-        <w:t xml:space="preserve"> 比如</w:t>
-      </w:r>
-      <w:r>
-        <w:t>&amp;emsp;&amp;emsp;This sequence diagram shows the initialization order</w:t>
-      </w:r>
-      <w:r>
-        <w:rPr>
-          <w:rFonts w:hint="eastAsia"/>
-        </w:rPr>
-        <w:t>.</w:t>
-      </w:r>
-    </w:p>
-    <w:p>
-      <w:pPr>
-        <w:rPr>
-          <w:rFonts w:hint="eastAsia"/>
-        </w:rPr>
-      </w:pPr>
-      <w:r>
-        <w:rPr>
-          <w:rFonts w:hint="eastAsia"/>
-        </w:rPr>
-        <w:lastRenderedPageBreak/>
-        <w:t>注意事项：</w:t>
-      </w:r>
-    </w:p>
-    <w:p>
-      <w:pPr>
         <w:pStyle w:val="a9"/>
         <w:numPr>
           <w:ilvl w:val="0"/>
-          <w:numId w:val="3"/>
-        </w:numPr>
-      </w:pPr>
-      <w:r>
-        <w:rPr>
-          <w:rFonts w:hint="eastAsia"/>
-        </w:rPr>
-        <w:t>很多html元素在markdown里面不兼容，即使在vscode里面能预览的效果，在github上也不一定能显示出来</w:t>
-      </w:r>
-    </w:p>
-    <w:p>
-      <w:pPr>
-        <w:pStyle w:val="a9"/>
-        <w:numPr>
-          <w:ilvl w:val="0"/>
-          <w:numId w:val="3"/>
-        </w:numPr>
-      </w:pPr>
-      <w:r>
-        <w:rPr>
-          <w:rFonts w:hint="eastAsia"/>
-        </w:rPr>
-        <w:t>图片的格式：图片上面和图片下面要</w:t>
-      </w:r>
-      <w:r>
-        <w:rPr>
-          <w:rFonts w:hint="eastAsia"/>
-        </w:rPr>
-        <w:t>加入</w:t>
-      </w:r>
-      <w:r>
-        <w:rPr>
-          <w:rFonts w:hint="eastAsia"/>
-        </w:rPr>
-        <w:t>空行</w:t>
-      </w:r>
-      <w:r>
-        <w:rPr>
-          <w:rFonts w:hint="eastAsia"/>
-        </w:rPr>
-        <w:t>，为了与文字隔开</w:t>
-      </w:r>
-    </w:p>
-    <w:p>
-      <w:pPr>
-        <w:pStyle w:val="a9"/>
-        <w:numPr>
-          <w:ilvl w:val="0"/>
-          <w:numId w:val="3"/>
-        </w:numPr>
-        <w:rPr>
-          <w:rFonts w:hint="eastAsia"/>
-        </w:rPr>
-      </w:pPr>
-      <w:r>
-        <w:rPr>
-          <w:rFonts w:hint="eastAsia"/>
-        </w:rPr>
-        <w:t>目前已经写好的报告文蕾修改，之后写的报告要遵守修改好后的格式</w:t>
-      </w:r>
+          <w:numId w:val="7"/>
+        </w:numPr>
+        <w:rPr>
+          <w:rFonts w:hint="eastAsia"/>
+        </w:rPr>
+      </w:pPr>
+      <w:r>
+        <w:rPr>
+          <w:rFonts w:hint="eastAsia"/>
+        </w:rPr>
+        <w:t>免费加边框网站：</w:t>
+      </w:r>
+      <w:hyperlink r:id="rId6" w:history="1">
+        <w:r>
+          <w:rPr>
+            <w:rStyle w:val="ae"/>
+          </w:rPr>
+          <w:t>免费批量为图片添加边框 - 在线图片边框工具</w:t>
+        </w:r>
+      </w:hyperlink>
     </w:p>
     <w:sectPr>
       <w:pgSz w:w="11906" w:h="16838"/>
@@ -716,6 +908,208 @@
     </w:lvl>
   </w:abstractNum>
   <w:abstractNum w:abstractNumId="1" w15:restartNumberingAfterBreak="0">
+    <w:nsid w:val="0ECF60BB"/>
+    <w:multiLevelType w:val="hybridMultilevel"/>
+    <w:tmpl w:val="928EDF0A"/>
+    <w:lvl w:ilvl="0" w:tplc="04090001">
+      <w:start w:val="1"/>
+      <w:numFmt w:val="bullet"/>
+      <w:lvlText w:val=""/>
+      <w:lvlJc w:val="left"/>
+      <w:pPr>
+        <w:ind w:left="800" w:hanging="360"/>
+      </w:pPr>
+      <w:rPr>
+        <w:rFonts w:ascii="Wingdings" w:hAnsi="Wingdings" w:hint="default"/>
+      </w:rPr>
+    </w:lvl>
+    <w:lvl w:ilvl="1" w:tplc="FFFFFFFF" w:tentative="1">
+      <w:start w:val="1"/>
+      <w:numFmt w:val="lowerLetter"/>
+      <w:lvlText w:val="%2)"/>
+      <w:lvlJc w:val="left"/>
+      <w:pPr>
+        <w:ind w:left="1320" w:hanging="440"/>
+      </w:pPr>
+    </w:lvl>
+    <w:lvl w:ilvl="2" w:tplc="FFFFFFFF" w:tentative="1">
+      <w:start w:val="1"/>
+      <w:numFmt w:val="lowerRoman"/>
+      <w:lvlText w:val="%3."/>
+      <w:lvlJc w:val="right"/>
+      <w:pPr>
+        <w:ind w:left="1760" w:hanging="440"/>
+      </w:pPr>
+    </w:lvl>
+    <w:lvl w:ilvl="3" w:tplc="FFFFFFFF" w:tentative="1">
+      <w:start w:val="1"/>
+      <w:numFmt w:val="decimal"/>
+      <w:lvlText w:val="%4."/>
+      <w:lvlJc w:val="left"/>
+      <w:pPr>
+        <w:ind w:left="2200" w:hanging="440"/>
+      </w:pPr>
+    </w:lvl>
+    <w:lvl w:ilvl="4" w:tplc="FFFFFFFF" w:tentative="1">
+      <w:start w:val="1"/>
+      <w:numFmt w:val="lowerLetter"/>
+      <w:lvlText w:val="%5)"/>
+      <w:lvlJc w:val="left"/>
+      <w:pPr>
+        <w:ind w:left="2640" w:hanging="440"/>
+      </w:pPr>
+    </w:lvl>
+    <w:lvl w:ilvl="5" w:tplc="FFFFFFFF" w:tentative="1">
+      <w:start w:val="1"/>
+      <w:numFmt w:val="lowerRoman"/>
+      <w:lvlText w:val="%6."/>
+      <w:lvlJc w:val="right"/>
+      <w:pPr>
+        <w:ind w:left="3080" w:hanging="440"/>
+      </w:pPr>
+    </w:lvl>
+    <w:lvl w:ilvl="6" w:tplc="FFFFFFFF" w:tentative="1">
+      <w:start w:val="1"/>
+      <w:numFmt w:val="decimal"/>
+      <w:lvlText w:val="%7."/>
+      <w:lvlJc w:val="left"/>
+      <w:pPr>
+        <w:ind w:left="3520" w:hanging="440"/>
+      </w:pPr>
+    </w:lvl>
+    <w:lvl w:ilvl="7" w:tplc="FFFFFFFF" w:tentative="1">
+      <w:start w:val="1"/>
+      <w:numFmt w:val="lowerLetter"/>
+      <w:lvlText w:val="%8)"/>
+      <w:lvlJc w:val="left"/>
+      <w:pPr>
+        <w:ind w:left="3960" w:hanging="440"/>
+      </w:pPr>
+    </w:lvl>
+    <w:lvl w:ilvl="8" w:tplc="FFFFFFFF" w:tentative="1">
+      <w:start w:val="1"/>
+      <w:numFmt w:val="lowerRoman"/>
+      <w:lvlText w:val="%9."/>
+      <w:lvlJc w:val="right"/>
+      <w:pPr>
+        <w:ind w:left="4400" w:hanging="440"/>
+      </w:pPr>
+    </w:lvl>
+  </w:abstractNum>
+  <w:abstractNum w:abstractNumId="2" w15:restartNumberingAfterBreak="0">
+    <w:nsid w:val="21933214"/>
+    <w:multiLevelType w:val="hybridMultilevel"/>
+    <w:tmpl w:val="EC340FA2"/>
+    <w:lvl w:ilvl="0" w:tplc="04090001">
+      <w:start w:val="1"/>
+      <w:numFmt w:val="bullet"/>
+      <w:lvlText w:val=""/>
+      <w:lvlJc w:val="left"/>
+      <w:pPr>
+        <w:ind w:left="880" w:hanging="440"/>
+      </w:pPr>
+      <w:rPr>
+        <w:rFonts w:ascii="Wingdings" w:hAnsi="Wingdings" w:hint="default"/>
+      </w:rPr>
+    </w:lvl>
+    <w:lvl w:ilvl="1" w:tplc="04090003">
+      <w:start w:val="1"/>
+      <w:numFmt w:val="bullet"/>
+      <w:lvlText w:val=""/>
+      <w:lvlJc w:val="left"/>
+      <w:pPr>
+        <w:ind w:left="1320" w:hanging="440"/>
+      </w:pPr>
+      <w:rPr>
+        <w:rFonts w:ascii="Wingdings" w:hAnsi="Wingdings" w:hint="default"/>
+      </w:rPr>
+    </w:lvl>
+    <w:lvl w:ilvl="2" w:tplc="04090005" w:tentative="1">
+      <w:start w:val="1"/>
+      <w:numFmt w:val="bullet"/>
+      <w:lvlText w:val=""/>
+      <w:lvlJc w:val="left"/>
+      <w:pPr>
+        <w:ind w:left="1760" w:hanging="440"/>
+      </w:pPr>
+      <w:rPr>
+        <w:rFonts w:ascii="Wingdings" w:hAnsi="Wingdings" w:hint="default"/>
+      </w:rPr>
+    </w:lvl>
+    <w:lvl w:ilvl="3" w:tplc="04090001" w:tentative="1">
+      <w:start w:val="1"/>
+      <w:numFmt w:val="bullet"/>
+      <w:lvlText w:val=""/>
+      <w:lvlJc w:val="left"/>
+      <w:pPr>
+        <w:ind w:left="2200" w:hanging="440"/>
+      </w:pPr>
+      <w:rPr>
+        <w:rFonts w:ascii="Wingdings" w:hAnsi="Wingdings" w:hint="default"/>
+      </w:rPr>
+    </w:lvl>
+    <w:lvl w:ilvl="4" w:tplc="04090003" w:tentative="1">
+      <w:start w:val="1"/>
+      <w:numFmt w:val="bullet"/>
+      <w:lvlText w:val=""/>
+      <w:lvlJc w:val="left"/>
+      <w:pPr>
+        <w:ind w:left="2640" w:hanging="440"/>
+      </w:pPr>
+      <w:rPr>
+        <w:rFonts w:ascii="Wingdings" w:hAnsi="Wingdings" w:hint="default"/>
+      </w:rPr>
+    </w:lvl>
+    <w:lvl w:ilvl="5" w:tplc="04090005" w:tentative="1">
+      <w:start w:val="1"/>
+      <w:numFmt w:val="bullet"/>
+      <w:lvlText w:val=""/>
+      <w:lvlJc w:val="left"/>
+      <w:pPr>
+        <w:ind w:left="3080" w:hanging="440"/>
+      </w:pPr>
+      <w:rPr>
+        <w:rFonts w:ascii="Wingdings" w:hAnsi="Wingdings" w:hint="default"/>
+      </w:rPr>
+    </w:lvl>
+    <w:lvl w:ilvl="6" w:tplc="04090001" w:tentative="1">
+      <w:start w:val="1"/>
+      <w:numFmt w:val="bullet"/>
+      <w:lvlText w:val=""/>
+      <w:lvlJc w:val="left"/>
+      <w:pPr>
+        <w:ind w:left="3520" w:hanging="440"/>
+      </w:pPr>
+      <w:rPr>
+        <w:rFonts w:ascii="Wingdings" w:hAnsi="Wingdings" w:hint="default"/>
+      </w:rPr>
+    </w:lvl>
+    <w:lvl w:ilvl="7" w:tplc="04090003" w:tentative="1">
+      <w:start w:val="1"/>
+      <w:numFmt w:val="bullet"/>
+      <w:lvlText w:val=""/>
+      <w:lvlJc w:val="left"/>
+      <w:pPr>
+        <w:ind w:left="3960" w:hanging="440"/>
+      </w:pPr>
+      <w:rPr>
+        <w:rFonts w:ascii="Wingdings" w:hAnsi="Wingdings" w:hint="default"/>
+      </w:rPr>
+    </w:lvl>
+    <w:lvl w:ilvl="8" w:tplc="04090005" w:tentative="1">
+      <w:start w:val="1"/>
+      <w:numFmt w:val="bullet"/>
+      <w:lvlText w:val=""/>
+      <w:lvlJc w:val="left"/>
+      <w:pPr>
+        <w:ind w:left="4400" w:hanging="440"/>
+      </w:pPr>
+      <w:rPr>
+        <w:rFonts w:ascii="Wingdings" w:hAnsi="Wingdings" w:hint="default"/>
+      </w:rPr>
+    </w:lvl>
+  </w:abstractNum>
+  <w:abstractNum w:abstractNumId="3" w15:restartNumberingAfterBreak="0">
     <w:nsid w:val="50190E67"/>
     <w:multiLevelType w:val="hybridMultilevel"/>
     <w:tmpl w:val="1EA4E57C"/>
@@ -804,7 +1198,7 @@
       </w:pPr>
     </w:lvl>
   </w:abstractNum>
-  <w:abstractNum w:abstractNumId="2" w15:restartNumberingAfterBreak="0">
+  <w:abstractNum w:abstractNumId="4" w15:restartNumberingAfterBreak="0">
     <w:nsid w:val="505813D9"/>
     <w:multiLevelType w:val="hybridMultilevel"/>
     <w:tmpl w:val="167298E6"/>
@@ -893,14 +1287,228 @@
       </w:pPr>
     </w:lvl>
   </w:abstractNum>
+  <w:abstractNum w:abstractNumId="5" w15:restartNumberingAfterBreak="0">
+    <w:nsid w:val="6CD31C19"/>
+    <w:multiLevelType w:val="hybridMultilevel"/>
+    <w:tmpl w:val="89366D14"/>
+    <w:lvl w:ilvl="0" w:tplc="04090019">
+      <w:start w:val="1"/>
+      <w:numFmt w:val="lowerLetter"/>
+      <w:lvlText w:val="%1)"/>
+      <w:lvlJc w:val="left"/>
+      <w:pPr>
+        <w:ind w:left="800" w:hanging="360"/>
+      </w:pPr>
+      <w:rPr>
+        <w:rFonts w:hint="default"/>
+      </w:rPr>
+    </w:lvl>
+    <w:lvl w:ilvl="1" w:tplc="FFFFFFFF" w:tentative="1">
+      <w:start w:val="1"/>
+      <w:numFmt w:val="lowerLetter"/>
+      <w:lvlText w:val="%2)"/>
+      <w:lvlJc w:val="left"/>
+      <w:pPr>
+        <w:ind w:left="1320" w:hanging="440"/>
+      </w:pPr>
+    </w:lvl>
+    <w:lvl w:ilvl="2" w:tplc="FFFFFFFF" w:tentative="1">
+      <w:start w:val="1"/>
+      <w:numFmt w:val="lowerRoman"/>
+      <w:lvlText w:val="%3."/>
+      <w:lvlJc w:val="right"/>
+      <w:pPr>
+        <w:ind w:left="1760" w:hanging="440"/>
+      </w:pPr>
+    </w:lvl>
+    <w:lvl w:ilvl="3" w:tplc="FFFFFFFF" w:tentative="1">
+      <w:start w:val="1"/>
+      <w:numFmt w:val="decimal"/>
+      <w:lvlText w:val="%4."/>
+      <w:lvlJc w:val="left"/>
+      <w:pPr>
+        <w:ind w:left="2200" w:hanging="440"/>
+      </w:pPr>
+    </w:lvl>
+    <w:lvl w:ilvl="4" w:tplc="FFFFFFFF" w:tentative="1">
+      <w:start w:val="1"/>
+      <w:numFmt w:val="lowerLetter"/>
+      <w:lvlText w:val="%5)"/>
+      <w:lvlJc w:val="left"/>
+      <w:pPr>
+        <w:ind w:left="2640" w:hanging="440"/>
+      </w:pPr>
+    </w:lvl>
+    <w:lvl w:ilvl="5" w:tplc="FFFFFFFF" w:tentative="1">
+      <w:start w:val="1"/>
+      <w:numFmt w:val="lowerRoman"/>
+      <w:lvlText w:val="%6."/>
+      <w:lvlJc w:val="right"/>
+      <w:pPr>
+        <w:ind w:left="3080" w:hanging="440"/>
+      </w:pPr>
+    </w:lvl>
+    <w:lvl w:ilvl="6" w:tplc="FFFFFFFF" w:tentative="1">
+      <w:start w:val="1"/>
+      <w:numFmt w:val="decimal"/>
+      <w:lvlText w:val="%7."/>
+      <w:lvlJc w:val="left"/>
+      <w:pPr>
+        <w:ind w:left="3520" w:hanging="440"/>
+      </w:pPr>
+    </w:lvl>
+    <w:lvl w:ilvl="7" w:tplc="FFFFFFFF" w:tentative="1">
+      <w:start w:val="1"/>
+      <w:numFmt w:val="lowerLetter"/>
+      <w:lvlText w:val="%8)"/>
+      <w:lvlJc w:val="left"/>
+      <w:pPr>
+        <w:ind w:left="3960" w:hanging="440"/>
+      </w:pPr>
+    </w:lvl>
+    <w:lvl w:ilvl="8" w:tplc="FFFFFFFF" w:tentative="1">
+      <w:start w:val="1"/>
+      <w:numFmt w:val="lowerRoman"/>
+      <w:lvlText w:val="%9."/>
+      <w:lvlJc w:val="right"/>
+      <w:pPr>
+        <w:ind w:left="4400" w:hanging="440"/>
+      </w:pPr>
+    </w:lvl>
+  </w:abstractNum>
+  <w:abstractNum w:abstractNumId="6" w15:restartNumberingAfterBreak="0">
+    <w:nsid w:val="7B1B0CBB"/>
+    <w:multiLevelType w:val="hybridMultilevel"/>
+    <w:tmpl w:val="1FF42C74"/>
+    <w:lvl w:ilvl="0" w:tplc="04090001">
+      <w:start w:val="1"/>
+      <w:numFmt w:val="bullet"/>
+      <w:lvlText w:val=""/>
+      <w:lvlJc w:val="left"/>
+      <w:pPr>
+        <w:ind w:left="880" w:hanging="440"/>
+      </w:pPr>
+      <w:rPr>
+        <w:rFonts w:ascii="Wingdings" w:hAnsi="Wingdings" w:hint="default"/>
+      </w:rPr>
+    </w:lvl>
+    <w:lvl w:ilvl="1" w:tplc="04090003" w:tentative="1">
+      <w:start w:val="1"/>
+      <w:numFmt w:val="bullet"/>
+      <w:lvlText w:val=""/>
+      <w:lvlJc w:val="left"/>
+      <w:pPr>
+        <w:ind w:left="1320" w:hanging="440"/>
+      </w:pPr>
+      <w:rPr>
+        <w:rFonts w:ascii="Wingdings" w:hAnsi="Wingdings" w:hint="default"/>
+      </w:rPr>
+    </w:lvl>
+    <w:lvl w:ilvl="2" w:tplc="04090005" w:tentative="1">
+      <w:start w:val="1"/>
+      <w:numFmt w:val="bullet"/>
+      <w:lvlText w:val=""/>
+      <w:lvlJc w:val="left"/>
+      <w:pPr>
+        <w:ind w:left="1760" w:hanging="440"/>
+      </w:pPr>
+      <w:rPr>
+        <w:rFonts w:ascii="Wingdings" w:hAnsi="Wingdings" w:hint="default"/>
+      </w:rPr>
+    </w:lvl>
+    <w:lvl w:ilvl="3" w:tplc="04090001" w:tentative="1">
+      <w:start w:val="1"/>
+      <w:numFmt w:val="bullet"/>
+      <w:lvlText w:val=""/>
+      <w:lvlJc w:val="left"/>
+      <w:pPr>
+        <w:ind w:left="2200" w:hanging="440"/>
+      </w:pPr>
+      <w:rPr>
+        <w:rFonts w:ascii="Wingdings" w:hAnsi="Wingdings" w:hint="default"/>
+      </w:rPr>
+    </w:lvl>
+    <w:lvl w:ilvl="4" w:tplc="04090003" w:tentative="1">
+      <w:start w:val="1"/>
+      <w:numFmt w:val="bullet"/>
+      <w:lvlText w:val=""/>
+      <w:lvlJc w:val="left"/>
+      <w:pPr>
+        <w:ind w:left="2640" w:hanging="440"/>
+      </w:pPr>
+      <w:rPr>
+        <w:rFonts w:ascii="Wingdings" w:hAnsi="Wingdings" w:hint="default"/>
+      </w:rPr>
+    </w:lvl>
+    <w:lvl w:ilvl="5" w:tplc="04090005" w:tentative="1">
+      <w:start w:val="1"/>
+      <w:numFmt w:val="bullet"/>
+      <w:lvlText w:val=""/>
+      <w:lvlJc w:val="left"/>
+      <w:pPr>
+        <w:ind w:left="3080" w:hanging="440"/>
+      </w:pPr>
+      <w:rPr>
+        <w:rFonts w:ascii="Wingdings" w:hAnsi="Wingdings" w:hint="default"/>
+      </w:rPr>
+    </w:lvl>
+    <w:lvl w:ilvl="6" w:tplc="04090001" w:tentative="1">
+      <w:start w:val="1"/>
+      <w:numFmt w:val="bullet"/>
+      <w:lvlText w:val=""/>
+      <w:lvlJc w:val="left"/>
+      <w:pPr>
+        <w:ind w:left="3520" w:hanging="440"/>
+      </w:pPr>
+      <w:rPr>
+        <w:rFonts w:ascii="Wingdings" w:hAnsi="Wingdings" w:hint="default"/>
+      </w:rPr>
+    </w:lvl>
+    <w:lvl w:ilvl="7" w:tplc="04090003" w:tentative="1">
+      <w:start w:val="1"/>
+      <w:numFmt w:val="bullet"/>
+      <w:lvlText w:val=""/>
+      <w:lvlJc w:val="left"/>
+      <w:pPr>
+        <w:ind w:left="3960" w:hanging="440"/>
+      </w:pPr>
+      <w:rPr>
+        <w:rFonts w:ascii="Wingdings" w:hAnsi="Wingdings" w:hint="default"/>
+      </w:rPr>
+    </w:lvl>
+    <w:lvl w:ilvl="8" w:tplc="04090005" w:tentative="1">
+      <w:start w:val="1"/>
+      <w:numFmt w:val="bullet"/>
+      <w:lvlText w:val=""/>
+      <w:lvlJc w:val="left"/>
+      <w:pPr>
+        <w:ind w:left="4400" w:hanging="440"/>
+      </w:pPr>
+      <w:rPr>
+        <w:rFonts w:ascii="Wingdings" w:hAnsi="Wingdings" w:hint="default"/>
+      </w:rPr>
+    </w:lvl>
+  </w:abstractNum>
   <w:num w:numId="1" w16cid:durableId="720253890">
-    <w:abstractNumId w:val="2"/>
+    <w:abstractNumId w:val="4"/>
   </w:num>
   <w:num w:numId="2" w16cid:durableId="1924685399">
-    <w:abstractNumId w:val="1"/>
+    <w:abstractNumId w:val="3"/>
   </w:num>
   <w:num w:numId="3" w16cid:durableId="1516991080">
     <w:abstractNumId w:val="0"/>
+  </w:num>
+  <w:num w:numId="4" w16cid:durableId="1135104168">
+    <w:abstractNumId w:val="6"/>
+  </w:num>
+  <w:num w:numId="5" w16cid:durableId="1784879529">
+    <w:abstractNumId w:val="2"/>
+  </w:num>
+  <w:num w:numId="6" w16cid:durableId="597955786">
+    <w:abstractNumId w:val="1"/>
+  </w:num>
+  <w:num w:numId="7" w16cid:durableId="722826119">
+    <w:abstractNumId w:val="5"/>
   </w:num>
 </w:numbering>
 </file>
@@ -1851,6 +2459,18 @@
       <w:shd w:val="clear" w:color="auto" w:fill="E1DFDD"/>
     </w:rPr>
   </w:style>
+  <w:style w:type="character" w:styleId="af0">
+    <w:name w:val="FollowedHyperlink"/>
+    <w:basedOn w:val="a0"/>
+    <w:uiPriority w:val="99"/>
+    <w:semiHidden/>
+    <w:unhideWhenUsed/>
+    <w:rsid w:val="009F48B3"/>
+    <w:rPr>
+      <w:color w:val="96607D" w:themeColor="followedHyperlink"/>
+      <w:u w:val="single"/>
+    </w:rPr>
+  </w:style>
 </w:styles>
 </file>
 
